--- a/reports/تقرير_مستشفى الامام علي_2026-10-10.docx
+++ b/reports/تقرير_مستشفى الامام علي_2026-10-10.docx
@@ -14,7 +14,6 @@
           <w:sz w:val="36"/>
           <w:rFonts w:ascii="Times New Roman" w:hAnsi="Times New Roman" w:cs="Times New Roman"/>
           <w:rtl/>
-          <w:szCs/>
           <w:bCs/>
         </w:rPr>
         <w:t>م/ زيارة تفتيشية</w:t>
@@ -33,9 +32,8 @@
           <w:sz w:val="24"/>
           <w:rFonts w:ascii="Times New Roman" w:hAnsi="Times New Roman" w:cs="Times New Roman"/>
           <w:rtl/>
-          <w:szCs/>
         </w:rPr>
-        <w:t>استناداً إلى الخطة السنوية لشعبة تفتيش المؤسسات الصحية الحكومية، أجرى فريق من قسم التفتيش زيارة تفتيشية الى (مستشفى الامام علي) بتاريخ (2026-10-10)</w:t>
+        <w:t>استناداً إلى الخطة السنوية لشعبة تفتيش المؤسسات الصحية الحكومية، أجرى فريق من قسم التفتيش زيارة تفتيشية الى (مستشفى الامام علي) بتاريخ (10/10/2026)</w:t>
       </w:r>
     </w:p>
     <w:p>
@@ -50,7 +48,6 @@
           <w:sz w:val="24"/>
           <w:rFonts w:ascii="Times New Roman" w:hAnsi="Times New Roman" w:cs="Times New Roman"/>
           <w:rtl/>
-          <w:szCs/>
           <w:bCs/>
         </w:rPr>
         <w:t>وتم ملاحظة الاتي :</w:t>
@@ -58,30 +55,12 @@
     </w:p>
     <w:p>
       <w:r>
-        <w:t xml:space="preserve">  </w:t>
-      </w:r>
-    </w:p>
-    <w:p>
-      <w:pPr>
-        <w:jc w:val="both"/>
-        <w:bidi/>
-      </w:pPr>
-      <w:r>
-        <w:rPr>
-          <w:rFonts w:ascii="Times New Roman" w:hAnsi="Times New Roman"/>
-          <w:b/>
-          <w:sz w:val="30"/>
-          <w:rFonts w:ascii="Times New Roman" w:hAnsi="Times New Roman" w:cs="Times New Roman"/>
-          <w:rtl/>
-          <w:szCs/>
-          <w:bCs/>
-        </w:rPr>
-        <w:t>المعلومات العامة:</w:t>
+        <w:t xml:space="preserve"> </w:t>
       </w:r>
     </w:p>
     <w:p>
       <w:r>
-        <w:t xml:space="preserve">  </w:t>
+        <w:t xml:space="preserve"> </w:t>
       </w:r>
     </w:p>
     <w:p>
@@ -96,15 +75,9 @@
           <w:sz w:val="32"/>
           <w:rFonts w:ascii="Times New Roman" w:hAnsi="Times New Roman" w:cs="Times New Roman"/>
           <w:rtl/>
-          <w:szCs/>
           <w:bCs/>
         </w:rPr>
-        <w:t>معلومات عامة</w:t>
-      </w:r>
-    </w:p>
-    <w:p>
-      <w:r>
-        <w:t xml:space="preserve">  </w:t>
+        <w:t>المحور الإداري</w:t>
       </w:r>
     </w:p>
     <w:p>
@@ -119,10 +92,9 @@
           <w:sz w:val="24"/>
           <w:rFonts w:ascii="Times New Roman" w:hAnsi="Times New Roman" w:cs="Times New Roman"/>
           <w:rtl/>
-          <w:szCs/>
           <w:bCs/>
         </w:rPr>
-        <w:t xml:space="preserve">المدير: </w:t>
+        <w:t xml:space="preserve">السجلات: </w:t>
       </w:r>
       <w:r>
         <w:rPr>
@@ -131,9 +103,68 @@
           <w:sz w:val="24"/>
           <w:rFonts w:ascii="Times New Roman" w:hAnsi="Times New Roman" w:cs="Times New Roman"/>
           <w:rtl/>
-          <w:szCs/>
         </w:rPr>
-        <w:t xml:space="preserve">احمد زياد </w:t>
+        <w:t>منتبلمنيتبملنتيبملنت</w:t>
+      </w:r>
+    </w:p>
+    <w:p>
+      <w:pPr>
+        <w:jc w:val="both"/>
+        <w:bidi/>
+      </w:pPr>
+      <w:r>
+        <w:rPr>
+          <w:rFonts w:ascii="Times New Roman" w:hAnsi="Times New Roman"/>
+          <w:b w:val="0"/>
+          <w:sz w:val="24"/>
+          <w:rFonts w:ascii="Times New Roman" w:hAnsi="Times New Roman" w:cs="Times New Roman"/>
+          <w:rtl/>
+        </w:rPr>
+        <w:t>ةوزىبسةيىبوسةىيب</w:t>
+      </w:r>
+    </w:p>
+    <w:p>
+      <w:r>
+        <w:t xml:space="preserve"> </w:t>
+      </w:r>
+    </w:p>
+    <w:p>
+      <w:r>
+        <w:br w:type="page"/>
+      </w:r>
+    </w:p>
+    <w:p>
+      <w:pPr>
+        <w:jc w:val="both"/>
+        <w:bidi/>
+      </w:pPr>
+      <w:r>
+        <w:rPr>
+          <w:rFonts w:ascii="Times New Roman" w:hAnsi="Times New Roman"/>
+          <w:b/>
+          <w:sz w:val="32"/>
+          <w:rFonts w:ascii="Times New Roman" w:hAnsi="Times New Roman" w:cs="Times New Roman"/>
+          <w:rtl/>
+          <w:bCs/>
+        </w:rPr>
+        <w:t>التوصيات:</w:t>
+      </w:r>
+    </w:p>
+    <w:p>
+      <w:pPr>
+        <w:jc w:val="both"/>
+        <w:bidi/>
+      </w:pPr>
+      <w:r>
+        <w:rPr>
+          <w:rFonts w:ascii="Times New Roman" w:hAnsi="Times New Roman"/>
+          <w:b/>
+          <w:sz w:val="28"/>
+          <w:rFonts w:ascii="Times New Roman" w:hAnsi="Times New Roman" w:cs="Times New Roman"/>
+          <w:rtl/>
+          <w:bCs/>
+        </w:rPr>
+        <w:t>أ/</w:t>
       </w:r>
     </w:p>
     <w:p>
@@ -148,10 +179,9 @@
           <w:sz w:val="24"/>
           <w:rFonts w:ascii="Times New Roman" w:hAnsi="Times New Roman" w:cs="Times New Roman"/>
           <w:rtl/>
-          <w:szCs/>
           <w:bCs/>
         </w:rPr>
-        <w:t xml:space="preserve">المدير: </w:t>
+        <w:t xml:space="preserve">1. </w:t>
       </w:r>
       <w:r>
         <w:rPr>
@@ -160,14 +190,8 @@
           <w:sz w:val="24"/>
           <w:rFonts w:ascii="Times New Roman" w:hAnsi="Times New Roman" w:cs="Times New Roman"/>
           <w:rtl/>
-          <w:szCs/>
         </w:rPr>
-        <w:t xml:space="preserve">كميسنبكسيمنب </w:t>
-      </w:r>
-    </w:p>
-    <w:p>
-      <w:r>
-        <w:t xml:space="preserve">  </w:t>
+        <w:t>توصية أولى</w:t>
       </w:r>
     </w:p>
     <w:p>
@@ -179,18 +203,54 @@
         <w:rPr>
           <w:rFonts w:ascii="Times New Roman" w:hAnsi="Times New Roman"/>
           <w:b/>
-          <w:sz w:val="32"/>
+          <w:sz w:val="24"/>
           <w:rFonts w:ascii="Times New Roman" w:hAnsi="Times New Roman" w:cs="Times New Roman"/>
           <w:rtl/>
-          <w:szCs/>
           <w:bCs/>
         </w:rPr>
-        <w:t>المحور الإداري</w:t>
+        <w:t xml:space="preserve">2. </w:t>
+      </w:r>
+      <w:r>
+        <w:rPr>
+          <w:rFonts w:ascii="Times New Roman" w:hAnsi="Times New Roman"/>
+          <w:b w:val="0"/>
+          <w:sz w:val="24"/>
+          <w:rFonts w:ascii="Times New Roman" w:hAnsi="Times New Roman" w:cs="Times New Roman"/>
+          <w:rtl/>
+        </w:rPr>
+        <w:t>توصية ثانية</w:t>
+      </w:r>
+    </w:p>
+    <w:p>
+      <w:pPr>
+        <w:jc w:val="both"/>
+        <w:bidi/>
+      </w:pPr>
+      <w:r>
+        <w:rPr>
+          <w:rFonts w:ascii="Times New Roman" w:hAnsi="Times New Roman"/>
+          <w:b/>
+          <w:sz w:val="24"/>
+          <w:rFonts w:ascii="Times New Roman" w:hAnsi="Times New Roman" w:cs="Times New Roman"/>
+          <w:rtl/>
+          <w:bCs/>
+        </w:rPr>
+        <w:t xml:space="preserve">3. </w:t>
+      </w:r>
+      <w:r>
+        <w:rPr>
+          <w:rFonts w:ascii="Times New Roman" w:hAnsi="Times New Roman"/>
+          <w:b w:val="0"/>
+          <w:sz w:val="24"/>
+          <w:rFonts w:ascii="Times New Roman" w:hAnsi="Times New Roman" w:cs="Times New Roman"/>
+          <w:rtl/>
+        </w:rPr>
+        <w:t>توصية ثالثة</w:t>
       </w:r>
     </w:p>
     <w:p>
       <w:r>
-        <w:t xml:space="preserve">  </w:t>
+        <w:t xml:space="preserve"> </w:t>
       </w:r>
     </w:p>
     <w:p>
@@ -205,10 +265,9 @@
           <w:sz w:val="28"/>
           <w:rFonts w:ascii="Times New Roman" w:hAnsi="Times New Roman" w:cs="Times New Roman"/>
           <w:rtl/>
-          <w:szCs/>
           <w:bCs/>
         </w:rPr>
-        <w:t>📌 السجلات</w:t>
+        <w:t>ب/</w:t>
       </w:r>
     </w:p>
     <w:p>
@@ -223,10 +282,9 @@
           <w:sz w:val="24"/>
           <w:rFonts w:ascii="Times New Roman" w:hAnsi="Times New Roman" w:cs="Times New Roman"/>
           <w:rtl/>
-          <w:szCs/>
           <w:bCs/>
         </w:rPr>
-        <w:t xml:space="preserve">▪ السجلات: </w:t>
+        <w:t xml:space="preserve">1. </w:t>
       </w:r>
       <w:r>
         <w:rPr>
@@ -235,14 +293,40 @@
           <w:sz w:val="24"/>
           <w:rFonts w:ascii="Times New Roman" w:hAnsi="Times New Roman" w:cs="Times New Roman"/>
           <w:rtl/>
-          <w:szCs/>
         </w:rPr>
-        <w:t xml:space="preserve">مكبستنكيبنتسيب </w:t>
+        <w:t>توصية رابعة</w:t>
+      </w:r>
+    </w:p>
+    <w:p>
+      <w:pPr>
+        <w:jc w:val="both"/>
+        <w:bidi/>
+      </w:pPr>
+      <w:r>
+        <w:rPr>
+          <w:rFonts w:ascii="Times New Roman" w:hAnsi="Times New Roman"/>
+          <w:b/>
+          <w:sz w:val="24"/>
+          <w:rFonts w:ascii="Times New Roman" w:hAnsi="Times New Roman" w:cs="Times New Roman"/>
+          <w:rtl/>
+          <w:bCs/>
+        </w:rPr>
+        <w:t xml:space="preserve">2. </w:t>
+      </w:r>
+      <w:r>
+        <w:rPr>
+          <w:rFonts w:ascii="Times New Roman" w:hAnsi="Times New Roman"/>
+          <w:b w:val="0"/>
+          <w:sz w:val="24"/>
+          <w:rFonts w:ascii="Times New Roman" w:hAnsi="Times New Roman" w:cs="Times New Roman"/>
+          <w:rtl/>
+        </w:rPr>
+        <w:t>توصية خامسة</w:t>
       </w:r>
     </w:p>
     <w:p>
       <w:r>
-        <w:t xml:space="preserve">  </w:t>
+        <w:t xml:space="preserve"> </w:t>
       </w:r>
     </w:p>
     <w:sectPr>
